--- a/output/estudiantes/Sende Pombo, Martín/Sende_Pombo_Martin_acta.docx
+++ b/output/estudiantes/Sende Pombo, Martín/Sende_Pombo_Martin_acta.docx
@@ -533,7 +533,7 @@
                     <w:rStyle w:val="Textodelmarcadordeposicin"/>
                     <w:sz w:val="20"/>
                   </w:rPr>
-                  <w:t>Transcriptómica</w:t>
+                  <w:t>Análisis bioinformático de los datos parciales de RNA-seq de un estudio sobre la reprogramación de la respuesta inmunitaria innata</w:t>
                 </w:r>
                 <w:r>
                   <w:rPr>
